--- a/public/training/pki-services/SecureByDesign-pki-services-Workbook.docx
+++ b/public/training/pki-services/SecureByDesign-pki-services-Workbook.docx
@@ -11,7 +11,7 @@
           <wp:inline distT="0" distB="0" distL="0" distR="0">
             <wp:extent cx="495300" cy="495300"/>
             <wp:effectExtent t="0" r="0" b="0" l="0"/>
-            <wp:docPr id="1" name="" descr="" title=""/>
+            <wp:docPr id="1" name="" descr="Secure By Design logo" title=""/>
             <wp:cNvGraphicFramePr>
               <a:graphicFrameLocks xmlns:a="http://schemas.openxmlformats.org/drawingml/2006/main" noChangeAspect="1"/>
             </wp:cNvGraphicFramePr>
@@ -19,7 +19,7 @@
               <a:graphicData uri="http://schemas.openxmlformats.org/drawingml/2006/picture">
                 <pic:pic xmlns:pic="http://schemas.openxmlformats.org/drawingml/2006/picture">
                   <pic:nvPicPr>
-                    <pic:cNvPr id="0" name="" descr=""/>
+                    <pic:cNvPr id="0" name="" descr="Secure By Design logo"/>
                     <pic:cNvPicPr>
                       <a:picLocks noChangeAspect="1" noChangeArrowheads="1"/>
                     </pic:cNvPicPr>
@@ -150,7 +150,7 @@
           <w:sz w:val="16"/>
           <w:szCs w:val="16"/>
         </w:rPr>
-        <w:t xml:space="preserve">MATERIALS EDITION 1.0    /    COURSE 1.6</w:t>
+        <w:t xml:space="preserve">MATERIALS EDITION 1.1    /    COURSE 1.6</w:t>
       </w:r>
     </w:p>
     <w:p>
@@ -164,7 +164,7 @@
           <w:sz w:val="16"/>
           <w:szCs w:val="16"/>
         </w:rPr>
-        <w:t xml:space="preserve">Updated 7 October 2026  ·  sbd-pki-services</w:t>
+        <w:t xml:space="preserve">Updated 8 October 2026  ·  sbd-pki-services</w:t>
       </w:r>
     </w:p>
     <w:p>
@@ -484,7 +484,7 @@
           <w:sz w:val="21"/>
           <w:szCs w:val="21"/>
         </w:rPr>
-        <w:t xml:space="preserve">Build SBD-PKI-MGMT01 as a hardened Windows Server 2025 member server at 10.0.30.30 in the Servers OU.</w:t>
+        <w:t xml:space="preserve">Build SBD-PKI-MGMT01 as a hardened Windows Server 2025 member server at 10.0.30.30 in the Servers OU (course 1.7 moves it, with the issuing CA, to a Tier 0 Servers OU).</w:t>
       </w:r>
     </w:p>
     <w:p>
@@ -3822,7 +3822,7 @@
           <w:sz w:val="21"/>
           <w:szCs w:val="21"/>
         </w:rPr>
-        <w:t xml:space="preserve">From the administration seat, duplicate the Computer template as SBD Computer Authentication. Set the approved key provider, a key size of at least 2,048 bits, subject built from directory information, and autoenrollment permission for a pilot computer group only.</w:t>
+        <w:t xml:space="preserve">From the administration seat, duplicate the Computer template as SBD Computer Authentication. Set the approved key provider, a key size of at least 2,048 bits, a validity period within course 1.4's one-to-two-year example, subject built from directory information, and autoenrollment permission for a pilot computer group only.</w:t>
       </w:r>
     </w:p>
     <w:p>
@@ -3841,7 +3841,7 @@
           <w:sz w:val="21"/>
           <w:szCs w:val="21"/>
         </w:rPr>
-        <w:t xml:space="preserve">Duplicate the Web Server template as SBD Server Authentication for the services wave ahead: enrollment permission for the server administrators, no autoenrollment, and exportable keys only if the recovery plan explicitly says so.</w:t>
+        <w:t xml:space="preserve">Duplicate the Web Server template as SBD Server Authentication for the business services in course 1.11: enrollment permission for the server administrators, no autoenrollment, and exportable keys only if the recovery plan explicitly says so.</w:t>
       </w:r>
     </w:p>
     <w:p>
@@ -4828,7 +4828,7 @@
           <w:sz w:val="21"/>
           <w:szCs w:val="21"/>
         </w:rPr>
-        <w:t xml:space="preserve">File the course evidence: enrollment output, urlfetch results, template records, and the scan set — wave 2 is complete and the PKI chapter is finished.</w:t>
+        <w:t xml:space="preserve">File the course evidence: enrollment output, urlfetch results, template records, and the scan set — the PKI chapter is finished.</w:t>
       </w:r>
     </w:p>
     <w:p>
@@ -6373,7 +6373,7 @@
         <w:sz w:val="15"/>
         <w:szCs w:val="15"/>
       </w:rPr>
-      <w:t xml:space="preserve">© 2026 Secure By Design Team LLC.   Course 1.6 · Materials edition 1.0     </w:t>
+      <w:t xml:space="preserve">© 2026 Secure By Design Team LLC.   Course 1.6 · Materials edition 1.1     </w:t>
     </w:r>
     <w:r>
       <w:rPr>
